--- a/docs/deliverables/ITPM_Presentation_and_Submission_Guide.docx
+++ b/docs/deliverables/ITPM_Presentation_and_Submission_Guide.docx
@@ -555,7 +555,7 @@
                 <w:color w:val="17212B"/>
                 <w:sz w:val="17"/>
               </w:rPr>
-              <w:t>demo UI و سناریوهای test</w:t>
+              <w:t>demo UI موبایل/PWA و سناریوهای test</w:t>
             </w:r>
           </w:p>
         </w:tc>
@@ -822,6 +822,34 @@
           <w:sz w:val="20"/>
         </w:rPr>
         <w:t>سناریوی sparse را با ۴ آیتم نمایش دهید و data completeness را توضیح دهید.</w:t>
+      </w:r>
+    </w:p>
+    <w:p>
+      <w:pPr>
+        <w:pStyle w:val="ListBullet"/>
+        <w:jc w:val="right"/>
+        <w:bidi/>
+      </w:pPr>
+      <w:r>
+        <w:rPr>
+          <w:rFonts w:ascii="IRANSans(FaNum)" w:hAnsi="IRANSans(FaNum)" w:eastAsia="IRANSans(FaNum)" w:cs="IRANSans(FaNum)"/>
+          <w:sz w:val="20"/>
+        </w:rPr>
+        <w:t>سناریوی cardiac را نمایش دهید و تفاوت model_probability با safety_flags را توضیح دهید.</w:t>
+      </w:r>
+    </w:p>
+    <w:p>
+      <w:pPr>
+        <w:pStyle w:val="ListBullet"/>
+        <w:jc w:val="right"/>
+        <w:bidi/>
+      </w:pPr>
+      <w:r>
+        <w:rPr>
+          <w:rFonts w:ascii="IRANSans(FaNum)" w:hAnsi="IRANSans(FaNum)" w:eastAsia="IRANSans(FaNum)" w:cs="IRANSans(FaNum)"/>
+          <w:sz w:val="20"/>
+        </w:rPr>
+        <w:t>در viewport موبایل، action bar، تب‌ها و PWA install را نشان دهید.</w:t>
       </w:r>
     </w:p>
     <w:p>

--- a/docs/deliverables/ITPM_Presentation_and_Submission_Guide.docx
+++ b/docs/deliverables/ITPM_Presentation_and_Submission_Guide.docx
@@ -416,7 +416,7 @@
                 <w:color w:val="17212B"/>
                 <w:sz w:val="17"/>
               </w:rPr>
-              <w:t>مدل v6، داده triage-time و leakage control</w:t>
+              <w:t>مدل v7، داده triage-time و leakage control</w:t>
             </w:r>
           </w:p>
         </w:tc>
